--- a/generated_docs/d8afe0f3-6c3b-4eb9-b878-9c87bca51888.docx
+++ b/generated_docs/d8afe0f3-6c3b-4eb9-b878-9c87bca51888.docx
@@ -1757,6 +1757,218 @@
     </w:p>
     <w:p>
       <w:pPr>
+        <w:spacing w:before="400"/>
+      </w:pPr>
+    </w:p>
+    <w:p>
+      <w:pPr>
+        <w:pBdr>
+          <w:bottom w:val="single" w:color="333333" w:sz="2"/>
+        </w:pBdr>
+        <w:spacing w:after="200"/>
+        <w:jc w:val="center"/>
+      </w:pPr>
+      <w:r>
+        <w:rPr>
+          <w:rFonts w:ascii="Calibri" w:cs="Calibri" w:eastAsia="Calibri" w:hAnsi="Calibri"/>
+          <w:b/>
+          <w:bCs/>
+          <w:sz w:val="22"/>
+          <w:szCs w:val="22"/>
+        </w:rPr>
+        <w:t xml:space="preserve">DIGITAL SIGNATURE</w:t>
+      </w:r>
+    </w:p>
+    <w:tbl>
+      <w:tblPr>
+        <w:tblW w:type="dxa" w:w="10000"/>
+        <w:tblBorders>
+          <w:top w:val="single" w:color="auto" w:sz="4"/>
+          <w:left w:val="single" w:color="auto" w:sz="4"/>
+          <w:bottom w:val="single" w:color="auto" w:sz="4"/>
+          <w:right w:val="single" w:color="auto" w:sz="4"/>
+          <w:insideH w:val="single" w:color="auto" w:sz="4"/>
+          <w:insideV w:val="single" w:color="auto" w:sz="4"/>
+        </w:tblBorders>
+      </w:tblPr>
+      <w:tblGrid>
+        <w:gridCol w:w="100"/>
+        <w:gridCol w:w="100"/>
+      </w:tblGrid>
+      <w:tr>
+        <w:tc>
+          <w:tcPr>
+            <w:tcW w:type="dxa" w:w="5000"/>
+            <w:tcBorders>
+              <w:top w:val="none" w:color="FFFFFF" w:sz="0"/>
+              <w:left w:val="none" w:color="FFFFFF" w:sz="0"/>
+              <w:bottom w:val="none" w:color="FFFFFF" w:sz="0"/>
+              <w:right w:val="none" w:color="FFFFFF" w:sz="0"/>
+            </w:tcBorders>
+          </w:tcPr>
+          <w:p>
+            <w:pPr>
+              <w:spacing w:after="80"/>
+            </w:pPr>
+            <w:r>
+              <w:rPr>
+                <w:rFonts w:ascii="Calibri" w:cs="Calibri" w:eastAsia="Calibri" w:hAnsi="Calibri"/>
+                <w:b/>
+                <w:bCs/>
+                <w:sz w:val="18"/>
+                <w:szCs w:val="18"/>
+              </w:rPr>
+              <w:t xml:space="preserve">PARTY A (ISSUER)</w:t>
+            </w:r>
+          </w:p>
+          <w:p>
+            <w:pPr>
+              <w:spacing w:after="60"/>
+            </w:pPr>
+            <w:r>
+              <w:drawing>
+                <wp:inline distT="0" distB="0" distL="0" distR="0">
+                  <wp:extent cx="1524000" cy="619125"/>
+                  <wp:effectExtent t="0" r="0" b="0" l="0"/>
+                  <wp:docPr id="1" name="" descr="" title=""/>
+                  <wp:cNvGraphicFramePr>
+                    <a:graphicFrameLocks xmlns:a="http://schemas.openxmlformats.org/drawingml/2006/main" noChangeAspect="1"/>
+                  </wp:cNvGraphicFramePr>
+                  <a:graphic xmlns:a="http://schemas.openxmlformats.org/drawingml/2006/main">
+                    <a:graphicData uri="http://schemas.openxmlformats.org/drawingml/2006/picture">
+                      <pic:pic xmlns:pic="http://schemas.openxmlformats.org/drawingml/2006/picture">
+                        <pic:nvPicPr>
+                          <pic:cNvPr id="0" name="" descr=""/>
+                          <pic:cNvPicPr>
+                            <a:picLocks noChangeAspect="1" noChangeArrowheads="1"/>
+                          </pic:cNvPicPr>
+                        </pic:nvPicPr>
+                        <pic:blipFill>
+                          <a:blip r:embed="rId7" cstate="none"/>
+                          <a:srcRect/>
+                          <a:stretch>
+                            <a:fillRect/>
+                          </a:stretch>
+                        </pic:blipFill>
+                        <pic:spPr bwMode="auto">
+                          <a:xfrm>
+                            <a:off x="0" y="0"/>
+                            <a:ext cx="1524000" cy="619125"/>
+                          </a:xfrm>
+                          <a:prstGeom prst="rect">
+                            <a:avLst/>
+                          </a:prstGeom>
+                        </pic:spPr>
+                      </pic:pic>
+                    </a:graphicData>
+                  </a:graphic>
+                </wp:inline>
+              </w:drawing>
+            </w:r>
+          </w:p>
+          <w:p>
+            <w:pPr>
+              <w:spacing w:after="40"/>
+            </w:pPr>
+            <w:r>
+              <w:rPr>
+                <w:rFonts w:ascii="Calibri" w:cs="Calibri" w:eastAsia="Calibri" w:hAnsi="Calibri"/>
+                <w:sz w:val="18"/>
+                <w:szCs w:val="18"/>
+              </w:rPr>
+              <w:t xml:space="preserve">Name: Bullfrog Group</w:t>
+            </w:r>
+          </w:p>
+          <w:p>
+            <w:pPr>
+              <w:spacing w:after="40"/>
+            </w:pPr>
+            <w:r>
+              <w:rPr>
+                <w:rFonts w:ascii="Calibri" w:cs="Calibri" w:eastAsia="Calibri" w:hAnsi="Calibri"/>
+                <w:sz w:val="18"/>
+                <w:szCs w:val="18"/>
+              </w:rPr>
+              <w:t xml:space="preserve">Signed: 19 May 2026 04:16:23 UTC</w:t>
+            </w:r>
+          </w:p>
+          <w:p>
+            <w:r>
+              <w:rPr>
+                <w:rFonts w:ascii="Calibri" w:cs="Calibri" w:eastAsia="Calibri" w:hAnsi="Calibri"/>
+                <w:sz w:val="18"/>
+                <w:szCs w:val="18"/>
+              </w:rPr>
+              <w:t xml:space="preserve">IP: 106.192.61.200</w:t>
+            </w:r>
+          </w:p>
+        </w:tc>
+        <w:tc>
+          <w:tcPr>
+            <w:tcW w:type="dxa" w:w="5000"/>
+            <w:tcBorders>
+              <w:top w:val="none" w:color="FFFFFF" w:sz="0"/>
+              <w:left w:val="none" w:color="FFFFFF" w:sz="0"/>
+              <w:bottom w:val="none" w:color="FFFFFF" w:sz="0"/>
+              <w:right w:val="none" w:color="FFFFFF" w:sz="0"/>
+            </w:tcBorders>
+          </w:tcPr>
+          <w:p>
+            <w:pPr>
+              <w:spacing w:after="80"/>
+            </w:pPr>
+            <w:r>
+              <w:rPr>
+                <w:rFonts w:ascii="Calibri" w:cs="Calibri" w:eastAsia="Calibri" w:hAnsi="Calibri"/>
+                <w:b/>
+                <w:bCs/>
+                <w:sz w:val="18"/>
+                <w:szCs w:val="18"/>
+              </w:rPr>
+              <w:t xml:space="preserve">PARTY B (RECEIVING PARTY)</w:t>
+            </w:r>
+          </w:p>
+          <w:p>
+            <w:pPr>
+              <w:spacing w:after="40"/>
+            </w:pPr>
+            <w:r>
+              <w:rPr>
+                <w:rFonts w:ascii="Calibri" w:cs="Calibri" w:eastAsia="Calibri" w:hAnsi="Calibri"/>
+                <w:sz w:val="18"/>
+                <w:szCs w:val="18"/>
+              </w:rPr>
+              <w:t xml:space="preserve">Name: _______________</w:t>
+            </w:r>
+          </w:p>
+          <w:p>
+            <w:pPr>
+              <w:spacing w:after="40"/>
+            </w:pPr>
+            <w:r>
+              <w:rPr>
+                <w:rFonts w:ascii="Calibri" w:cs="Calibri" w:eastAsia="Calibri" w:hAnsi="Calibri"/>
+                <w:sz w:val="18"/>
+                <w:szCs w:val="18"/>
+              </w:rPr>
+              <w:t xml:space="preserve">Signed: _______________</w:t>
+            </w:r>
+          </w:p>
+          <w:p>
+            <w:r>
+              <w:rPr>
+                <w:rFonts w:ascii="Calibri" w:cs="Calibri" w:eastAsia="Calibri" w:hAnsi="Calibri"/>
+                <w:sz w:val="18"/>
+                <w:szCs w:val="18"/>
+              </w:rPr>
+              <w:t xml:space="preserve">IP: _______________</w:t>
+            </w:r>
+          </w:p>
+        </w:tc>
+      </w:tr>
+    </w:tbl>
+    <w:p>
+      <w:pPr>
         <w:spacing w:before="600"/>
       </w:pPr>
     </w:p>
@@ -1807,23 +2019,6 @@
           <w:szCs w:val="16"/>
         </w:rPr>
         <w:t xml:space="preserve">Issued by Bullex Trading Platform</w:t>
-      </w:r>
-    </w:p>
-    <w:p>
-      <w:pPr>
-        <w:spacing w:after="40"/>
-        <w:jc w:val="center"/>
-      </w:pPr>
-      <w:r>
-        <w:rPr>
-          <w:rFonts w:ascii="Calibri" w:cs="Calibri" w:eastAsia="Calibri" w:hAnsi="Calibri"/>
-          <w:i/>
-          <w:iCs/>
-          <w:color w:val="666666"/>
-          <w:sz w:val="14"/>
-          <w:szCs w:val="14"/>
-        </w:rPr>
-        <w:t xml:space="preserve">Generated by: Bullex Admin</w:t>
       </w:r>
     </w:p>
     <w:sectPr>
